--- a/Unit 8 - Animations/1-Create your first 3D animations.docx
+++ b/Unit 8 - Animations/1-Create your first 3D animations.docx
@@ -1,6 +1,6 @@
 
 <file path=word/document.xml><?xml version="1.0" encoding="utf-8"?>
-<w:document xmlns:wpc="http://schemas.microsoft.com/office/word/2010/wordprocessingCanvas" xmlns:cx="http://schemas.microsoft.com/office/drawing/2014/chartex" xmlns:cx1="http://schemas.microsoft.com/office/drawing/2015/9/8/chartex" xmlns:cx2="http://schemas.microsoft.com/office/drawing/2015/10/21/chartex" xmlns:cx3="http://schemas.microsoft.com/office/drawing/2016/5/9/chartex" xmlns:cx4="http://schemas.microsoft.com/office/drawing/2016/5/10/chartex" xmlns:cx5="http://schemas.microsoft.com/office/drawing/2016/5/11/chartex" xmlns:cx6="http://schemas.microsoft.com/office/drawing/2016/5/12/chartex" xmlns:cx7="http://schemas.microsoft.com/office/drawing/2016/5/13/chartex" xmlns:cx8="http://schemas.microsoft.com/office/drawing/2016/5/14/chartex" xmlns:mc="http://schemas.openxmlformats.org/markup-compatibility/2006" xmlns:aink="http://schemas.microsoft.com/office/drawing/2016/ink" xmlns:am3d="http://schemas.microsoft.com/office/drawing/2017/model3d" xmlns:o="urn:schemas-microsoft-com:office:office" xmlns:oel="http://schemas.microsoft.com/office/2019/extlst" xmlns:r="http://schemas.openxmlformats.org/officeDocument/2006/relationships" xmlns:m="http://schemas.openxmlformats.org/officeDocument/2006/math" xmlns:v="urn:schemas-microsoft-com:vml" xmlns:wp14="http://schemas.microsoft.com/office/word/2010/wordprocessingDrawing" xmlns:wp="http://schemas.openxmlformats.org/drawingml/2006/wordprocessingDrawing" xmlns:w10="urn:schemas-microsoft-com:office:word" xmlns:w="http://schemas.openxmlformats.org/wordprocessingml/2006/main" xmlns:w14="http://schemas.microsoft.com/office/word/2010/wordml" xmlns:w15="http://schemas.microsoft.com/office/word/2012/wordml" xmlns:w16cex="http://schemas.microsoft.com/office/word/2018/wordml/cex" xmlns:w16cid="http://schemas.microsoft.com/office/word/2016/wordml/cid" xmlns:w16="http://schemas.microsoft.com/office/word/2018/wordml" xmlns:w16du="http://schemas.microsoft.com/office/word/2023/wordml/word16du" xmlns:w16sdtdh="http://schemas.microsoft.com/office/word/2020/wordml/sdtdatahash" xmlns:w16sdtfl="http://schemas.microsoft.com/office/word/2024/wordml/sdtformatlock" xmlns:w16se="http://schemas.microsoft.com/office/word/2015/wordml/symex" xmlns:wpg="http://schemas.microsoft.com/office/word/2010/wordprocessingGroup" xmlns:wpi="http://schemas.microsoft.com/office/word/2010/wordprocessingInk" xmlns:wne="http://schemas.microsoft.com/office/word/2006/wordml" xmlns:wps="http://schemas.microsoft.com/office/word/2010/wordprocessingShape" mc:Ignorable="w14 w15 w16se w16cid w16 w16cex w16sdtdh w16sdtfl w16du wp14">
+<w:document xmlns:wpc="http://schemas.microsoft.com/office/word/2010/wordprocessingCanvas" xmlns:cx="http://schemas.microsoft.com/office/drawing/2014/chartex" xmlns:cx1="http://schemas.microsoft.com/office/drawing/2015/9/8/chartex" xmlns:cx2="http://schemas.microsoft.com/office/drawing/2015/10/21/chartex" xmlns:cx3="http://schemas.microsoft.com/office/drawing/2016/5/9/chartex" xmlns:cx4="http://schemas.microsoft.com/office/drawing/2016/5/10/chartex" xmlns:cx5="http://schemas.microsoft.com/office/drawing/2016/5/11/chartex" xmlns:cx6="http://schemas.microsoft.com/office/drawing/2016/5/12/chartex" xmlns:cx7="http://schemas.microsoft.com/office/drawing/2016/5/13/chartex" xmlns:cx8="http://schemas.microsoft.com/office/drawing/2016/5/14/chartex" xmlns:mc="http://schemas.openxmlformats.org/markup-compatibility/2006" xmlns:m="http://schemas.openxmlformats.org/officeDocument/2006/math" xmlns:aink="http://schemas.microsoft.com/office/drawing/2016/ink" xmlns:am3d="http://schemas.microsoft.com/office/drawing/2017/model3d" xmlns:oel="http://schemas.microsoft.com/office/2019/extlst" xmlns:r="http://schemas.openxmlformats.org/officeDocument/2006/relationships" xmlns:wp14="http://schemas.microsoft.com/office/word/2010/wordprocessingDrawing" xmlns:wp="http://schemas.openxmlformats.org/drawingml/2006/wordprocessingDrawing" xmlns:wpg="http://schemas.microsoft.com/office/word/2010/wordprocessingGroup" xmlns:wpi="http://schemas.microsoft.com/office/word/2010/wordprocessingInk" xmlns:wps="http://schemas.microsoft.com/office/word/2010/wordprocessingShape" xmlns:o="urn:schemas-microsoft-com:office:office" xmlns:v="urn:schemas-microsoft-com:vml" xmlns:w10="urn:schemas-microsoft-com:office:word" xmlns:w="http://schemas.openxmlformats.org/wordprocessingml/2006/main" xmlns:w14="http://schemas.microsoft.com/office/word/2010/wordml" xmlns:w15="http://schemas.microsoft.com/office/word/2012/wordml" xmlns:w16cex="http://schemas.microsoft.com/office/word/2018/wordml/cex" xmlns:w16cid="http://schemas.microsoft.com/office/word/2016/wordml/cid" xmlns:w16="http://schemas.microsoft.com/office/word/2018/wordml" xmlns:w16sdtdh="http://schemas.microsoft.com/office/word/2020/wordml/sdtdatahash" xmlns:w16sdtfl="http://schemas.microsoft.com/office/word/2024/wordml/sdtformatlock" xmlns:w16se="http://schemas.microsoft.com/office/word/2015/wordml/symex" xmlns:w16du="http://schemas.microsoft.com/office/word/2023/wordml/word16du" xmlns:wne="http://schemas.microsoft.com/office/word/2006/wordml" mc:Ignorable="w14 w15 w16se w16cid w16 w16cex w16sdtdh w16sdtfl w16du wp14">
   <w:body>
     <w:p>
       <w:pPr>
@@ -19,16 +19,13 @@
     </w:p>
     <w:p>
       <w:r>
-        <w:rPr>
-          <w:b/>
-          <w:bCs/>
-        </w:rPr>
-        <w:t>Q&amp;A (0)</w:t>
-      </w:r>
-    </w:p>
-    <w:p>
-      <w:r>
-        <w:t xml:space="preserve">As you learned in the previous tutorial, there are two types of animation that you’ll commonly be working with in Unity: imported, and in-editor generated. You’ll begin your animation journey with in-editor animations. Practically anything, from </w:t>
+        <w:t xml:space="preserve">As you learned in the previous </w:t>
+      </w:r>
+      <w:r>
+        <w:t>lab</w:t>
+      </w:r>
+      <w:r>
+        <w:t xml:space="preserve">, there are two types of animation that you’ll commonly be working with in Unity: imported, and in-editor generated. You’ll begin your animation journey with in-editor animations. Practically anything, from </w:t>
       </w:r>
       <w:proofErr w:type="spellStart"/>
       <w:r>
@@ -41,7 +38,13 @@
     </w:p>
     <w:p>
       <w:r>
-        <w:t>In this tutorial, you’ll learn the basic principles of animation and the tools available to you in Unity by animating a ball. This is a classic exercise for new animators, both digital and traditional alike.</w:t>
+        <w:t xml:space="preserve">In this </w:t>
+      </w:r>
+      <w:r>
+        <w:t>lab</w:t>
+      </w:r>
+      <w:r>
+        <w:t>, you’ll learn the basic principles of animation and the tools available to you in Unity by animating a ball. This is a classic exercise for new animators, both digital and traditional alike.</w:t>
       </w:r>
     </w:p>
     <w:p>
@@ -50,16 +53,6 @@
       </w:r>
     </w:p>
     <w:p>
-      <w:r>
-        <w:t>Play Video</w:t>
-      </w:r>
-    </w:p>
-    <w:p>
-      <w:r>
-        <w:t>Mark step incomplete</w:t>
-      </w:r>
-    </w:p>
-    <w:p>
       <w:pPr>
         <w:rPr>
           <w:b/>
@@ -76,15 +69,6 @@
     </w:p>
     <w:p>
       <w:r>
-        <w:rPr>
-          <w:b/>
-          <w:bCs/>
-        </w:rPr>
-        <w:t>Q&amp;A (0)</w:t>
-      </w:r>
-    </w:p>
-    <w:p>
-      <w:r>
         <w:t>In Unity, individual animations are stored in an asset called an </w:t>
       </w:r>
       <w:r>
@@ -151,6 +135,9 @@
     </w:p>
     <w:p>
       <w:r>
+        <w:rPr>
+          <w:noProof/>
+        </w:rPr>
         <w:drawing>
           <wp:inline distT="0" distB="0" distL="0" distR="0" wp14:anchorId="24A6CA6D" wp14:editId="7A237DC2">
             <wp:extent cx="5943600" cy="2205990"/>
@@ -207,7 +194,6 @@
           <w:b/>
           <w:bCs/>
         </w:rPr>
-        <w:lastRenderedPageBreak/>
         <w:br/>
         <w:t>2.</w:t>
       </w:r>
@@ -257,7 +243,11 @@
         <w:t>Add Property</w:t>
       </w:r>
       <w:r>
-        <w:t xml:space="preserve"> button where you can add and view the properties you wish to animate. Directly above this button is the name of your current Animation Clip in a dropdown menu. If you choose to have multiple animations on the same </w:t>
+        <w:t xml:space="preserve"> button where you can add and view the properties you wish to animate. Directly above this button is the name of your current Animation </w:t>
+      </w:r>
+      <w:r>
+        <w:lastRenderedPageBreak/>
+        <w:t xml:space="preserve">Clip in a dropdown menu. If you choose to have multiple animations on the same </w:t>
       </w:r>
       <w:proofErr w:type="spellStart"/>
       <w:r>
@@ -270,6 +260,9 @@
     </w:p>
     <w:p>
       <w:r>
+        <w:rPr>
+          <w:noProof/>
+        </w:rPr>
         <w:drawing>
           <wp:inline distT="0" distB="0" distL="0" distR="0" wp14:anchorId="2DB07B56" wp14:editId="18F5AB95">
             <wp:extent cx="5943600" cy="2152650"/>
@@ -326,11 +319,6 @@
       </w:r>
     </w:p>
     <w:p>
-      <w:r>
-        <w:t>Mark step incomplete</w:t>
-      </w:r>
-    </w:p>
-    <w:p>
       <w:pPr>
         <w:rPr>
           <w:b/>
@@ -347,15 +335,6 @@
     </w:p>
     <w:p>
       <w:r>
-        <w:rPr>
-          <w:b/>
-          <w:bCs/>
-        </w:rPr>
-        <w:t>Q&amp;A (0)</w:t>
-      </w:r>
-    </w:p>
-    <w:p>
-      <w:r>
         <w:t xml:space="preserve">Just as an animation is contained within an Animation Clip, the specific poses within an animation are defined by </w:t>
       </w:r>
       <w:proofErr w:type="gramStart"/>
@@ -454,6 +433,9 @@
     </w:p>
     <w:p>
       <w:r>
+        <w:rPr>
+          <w:noProof/>
+        </w:rPr>
         <w:lastRenderedPageBreak/>
         <w:drawing>
           <wp:inline distT="0" distB="0" distL="0" distR="0" wp14:anchorId="66784D82" wp14:editId="6B8C6160">
@@ -513,6 +495,9 @@
     </w:p>
     <w:p>
       <w:r>
+        <w:rPr>
+          <w:noProof/>
+        </w:rPr>
         <w:drawing>
           <wp:inline distT="0" distB="0" distL="0" distR="0" wp14:anchorId="30426811" wp14:editId="4C547F1B">
             <wp:extent cx="5943600" cy="2588895"/>
@@ -612,6 +597,9 @@
     </w:p>
     <w:p>
       <w:r>
+        <w:rPr>
+          <w:noProof/>
+        </w:rPr>
         <w:drawing>
           <wp:inline distT="0" distB="0" distL="0" distR="0" wp14:anchorId="7E9F26F8" wp14:editId="77F4A159">
             <wp:extent cx="3019425" cy="1485900"/>
@@ -895,6 +883,9 @@
     </w:p>
     <w:p>
       <w:r>
+        <w:rPr>
+          <w:noProof/>
+        </w:rPr>
         <w:lastRenderedPageBreak/>
         <w:drawing>
           <wp:inline distT="0" distB="0" distL="0" distR="0" wp14:anchorId="3AA6ED48" wp14:editId="4A0C3D79">
@@ -953,8 +944,11 @@
     </w:p>
     <w:p>
       <w:r>
+        <w:rPr>
+          <w:noProof/>
+        </w:rPr>
         <w:drawing>
-          <wp:inline distT="0" distB="0" distL="0" distR="0" wp14:anchorId="30E9C04B" wp14:editId="56CC56B9">
+          <wp:inline distT="0" distB="0" distL="0" distR="0" wp14:anchorId="30E9C04B" wp14:editId="5D80CCED">
             <wp:extent cx="5943600" cy="3720465"/>
             <wp:effectExtent l="0" t="0" r="0" b="0"/>
             <wp:docPr id="801416339" name="Picture 14"/>
@@ -1005,11 +999,6 @@
     </w:p>
     <w:p>
       <w:r>
-        <w:t>Play Video</w:t>
-      </w:r>
-    </w:p>
-    <w:p>
-      <w:r>
         <w:br/>
         <w:t xml:space="preserve">You can edit keyframes at any time. Move the </w:t>
       </w:r>
@@ -1047,7 +1036,6 @@
     </w:p>
     <w:p>
       <w:r>
-        <w:lastRenderedPageBreak/>
         <w:t>When you first added the Scale property, you may have noticed two diamond icons at each keyframe position:</w:t>
       </w:r>
     </w:p>
@@ -1059,6 +1047,7 @@
         </w:numPr>
       </w:pPr>
       <w:r>
+        <w:lastRenderedPageBreak/>
         <w:t>The lower diamond represents the keyframe for that specific property.</w:t>
       </w:r>
     </w:p>
@@ -1133,11 +1122,6 @@
       </w:r>
     </w:p>
     <w:p>
-      <w:r>
-        <w:t>Mark step incomplete</w:t>
-      </w:r>
-    </w:p>
-    <w:p>
       <w:pPr>
         <w:rPr>
           <w:b/>
@@ -1154,15 +1138,6 @@
     </w:p>
     <w:p>
       <w:r>
-        <w:rPr>
-          <w:b/>
-          <w:bCs/>
-        </w:rPr>
-        <w:t>Q&amp;A (0)</w:t>
-      </w:r>
-    </w:p>
-    <w:p>
-      <w:r>
         <w:t xml:space="preserve">A single object can have an infinite number of Animation Clips. Let’s continue working with the ball to create a second animation, this time a looping bounce. Creating a bouncing ball animation is a classic exercise for both traditional and digital animators; they’re </w:t>
       </w:r>
       <w:proofErr w:type="gramStart"/>
@@ -1184,6 +1159,9 @@
     </w:p>
     <w:p>
       <w:r>
+        <w:rPr>
+          <w:noProof/>
+        </w:rPr>
         <w:drawing>
           <wp:inline distT="0" distB="0" distL="0" distR="0" wp14:anchorId="1282CE9F" wp14:editId="60A28B71">
             <wp:extent cx="5943600" cy="3343275"/>
@@ -1246,23 +1224,26 @@
           <w:b/>
           <w:bCs/>
         </w:rPr>
+        <w:t>1. </w:t>
+      </w:r>
+      <w:r>
+        <w:t xml:space="preserve">With the ball selected in the Hierarchy, use the top left menu under playback controls that lists </w:t>
+      </w:r>
+      <w:proofErr w:type="spellStart"/>
+      <w:r>
+        <w:t>Ball_Pulse</w:t>
+      </w:r>
+      <w:proofErr w:type="spellEnd"/>
+      <w:r>
+        <w:t xml:space="preserve"> as the current animation, and select Create New Clip.</w:t>
+      </w:r>
+    </w:p>
+    <w:p>
+      <w:r>
+        <w:rPr>
+          <w:noProof/>
+        </w:rPr>
         <w:lastRenderedPageBreak/>
-        <w:t>1. </w:t>
-      </w:r>
-      <w:r>
-        <w:t xml:space="preserve">With the ball selected in the Hierarchy, use the top left menu under playback controls that lists </w:t>
-      </w:r>
-      <w:proofErr w:type="spellStart"/>
-      <w:r>
-        <w:t>Ball_Pulse</w:t>
-      </w:r>
-      <w:proofErr w:type="spellEnd"/>
-      <w:r>
-        <w:t xml:space="preserve"> as the current animation, and select Create New Clip.</w:t>
-      </w:r>
-    </w:p>
-    <w:p>
-      <w:r>
         <w:drawing>
           <wp:inline distT="0" distB="0" distL="0" distR="0" wp14:anchorId="3F3D6747" wp14:editId="099B2CCA">
             <wp:extent cx="2800350" cy="1619250"/>
@@ -1366,6 +1347,9 @@
     </w:p>
     <w:p>
       <w:r>
+        <w:rPr>
+          <w:noProof/>
+        </w:rPr>
         <w:drawing>
           <wp:inline distT="0" distB="0" distL="0" distR="0" wp14:anchorId="31AFED81" wp14:editId="09BB3F7B">
             <wp:extent cx="4362450" cy="2190750"/>
@@ -1436,43 +1420,269 @@
           <w:b/>
           <w:bCs/>
         </w:rPr>
+        <w:t>4. </w:t>
+      </w:r>
+      <w:r>
+        <w:t xml:space="preserve">Click on the same three vertical ellipsis button from the previous </w:t>
+      </w:r>
+      <w:proofErr w:type="gramStart"/>
+      <w:r>
+        <w:t>step, and</w:t>
+      </w:r>
+      <w:proofErr w:type="gramEnd"/>
+      <w:r>
+        <w:t xml:space="preserve"> go to </w:t>
+      </w:r>
+      <w:r>
+        <w:rPr>
+          <w:b/>
+          <w:bCs/>
+        </w:rPr>
+        <w:t>Set Sample Rate &gt; 24.</w:t>
+      </w:r>
+    </w:p>
+    <w:p>
+      <w:r>
+        <w:rPr>
+          <w:b/>
+          <w:bCs/>
+        </w:rPr>
         <w:lastRenderedPageBreak/>
-        <w:t>4. </w:t>
-      </w:r>
-      <w:r>
-        <w:t xml:space="preserve">Click on the same three vertical ellipsis button from the previous </w:t>
+        <w:t>Note: </w:t>
+      </w:r>
+      <w:r>
+        <w:t>It’s important to understand the way numbers are displayed in the timeline for animations with a sample rate lower than 60 frames per second. The first number before the colon is the second of animation, while the number after the colon is the current frame. 1:22 for example, means the 22nd frame of animation within the first second.</w:t>
+      </w:r>
+    </w:p>
+    <w:p>
+      <w:pPr>
+        <w:rPr>
+          <w:b/>
+          <w:bCs/>
+        </w:rPr>
+      </w:pPr>
+      <w:r>
+        <w:rPr>
+          <w:b/>
+          <w:bCs/>
+        </w:rPr>
+        <w:t>5. Create the bounce animation</w:t>
+      </w:r>
+    </w:p>
+    <w:p>
+      <w:r>
+        <w:rPr>
+          <w:b/>
+          <w:bCs/>
+        </w:rPr>
+        <w:t>1. </w:t>
+      </w:r>
+      <w:r>
+        <w:t>In the scene, select the Ball and drag it above the ground plane by around three units, or whatever height you prefer.</w:t>
+      </w:r>
+    </w:p>
+    <w:p>
+      <w:r>
+        <w:rPr>
+          <w:b/>
+          <w:bCs/>
+        </w:rPr>
+        <w:t>2.</w:t>
+      </w:r>
+      <w:r>
+        <w:t xml:space="preserve"> Click the Record button in the Animation editor so you can immediately begin editing </w:t>
       </w:r>
       <w:proofErr w:type="gramStart"/>
       <w:r>
-        <w:t>step, and</w:t>
+        <w:t>your</w:t>
       </w:r>
       <w:proofErr w:type="gramEnd"/>
       <w:r>
-        <w:t xml:space="preserve"> go to </w:t>
-      </w:r>
-      <w:r>
-        <w:rPr>
-          <w:b/>
-          <w:bCs/>
-        </w:rPr>
-        <w:t>Set Sample Rate &gt; 24.</w:t>
-      </w:r>
-    </w:p>
-    <w:p>
-      <w:r>
-        <w:rPr>
-          <w:b/>
-          <w:bCs/>
-        </w:rPr>
-        <w:t>Note: </w:t>
-      </w:r>
-      <w:r>
-        <w:t>It’s important to understand the way numbers are displayed in the timeline for animations with a sample rate lower than 60 frames per second. The first number before the colon is the second of animation, while the number after the colon is the current frame. 1:22 for example, means the 22nd frame of animation within the first second.</w:t>
-      </w:r>
-    </w:p>
-    <w:p>
-      <w:r>
-        <w:t>Mark step incomplete</w:t>
+        <w:t xml:space="preserve"> keyframes.</w:t>
+      </w:r>
+      <w:r>
+        <w:rPr>
+          <w:b/>
+          <w:bCs/>
+        </w:rPr>
+        <w:t>3.</w:t>
+      </w:r>
+      <w:r>
+        <w:t> Select the </w:t>
+      </w:r>
+      <w:r>
+        <w:rPr>
+          <w:b/>
+          <w:bCs/>
+        </w:rPr>
+        <w:t>Add Property</w:t>
+      </w:r>
+      <w:r>
+        <w:t> button in the Animation editor and then click the down arrow to the left of the Transform option to reveal the different </w:t>
+      </w:r>
+      <w:r>
+        <w:rPr>
+          <w:b/>
+          <w:bCs/>
+        </w:rPr>
+        <w:t>Transform Properties</w:t>
+      </w:r>
+      <w:r>
+        <w:t>. Select the </w:t>
+      </w:r>
+      <w:r>
+        <w:rPr>
+          <w:b/>
+          <w:bCs/>
+        </w:rPr>
+        <w:t>+</w:t>
+      </w:r>
+      <w:r>
+        <w:t> button on the right side of Position.</w:t>
+      </w:r>
+    </w:p>
+    <w:p>
+      <w:r>
+        <w:rPr>
+          <w:b/>
+          <w:bCs/>
+        </w:rPr>
+        <w:t>4.</w:t>
+      </w:r>
+      <w:r>
+        <w:t xml:space="preserve"> Place your cursor over the timeline and scroll with your mouse </w:t>
+      </w:r>
+      <w:proofErr w:type="gramStart"/>
+      <w:r>
+        <w:t>wheel, or</w:t>
+      </w:r>
+      <w:proofErr w:type="gramEnd"/>
+      <w:r>
+        <w:t xml:space="preserve"> drag the bottom scrollbar until you can see frame </w:t>
+      </w:r>
+      <w:r>
+        <w:rPr>
+          <w:b/>
+          <w:bCs/>
+        </w:rPr>
+        <w:t>1:10</w:t>
+      </w:r>
+      <w:r>
+        <w:t>.</w:t>
+      </w:r>
+    </w:p>
+    <w:p>
+      <w:r>
+        <w:rPr>
+          <w:b/>
+          <w:bCs/>
+        </w:rPr>
+        <w:t>5.</w:t>
+      </w:r>
+      <w:r>
+        <w:t xml:space="preserve"> Move the </w:t>
+      </w:r>
+      <w:proofErr w:type="spellStart"/>
+      <w:r>
+        <w:t>Playhead</w:t>
+      </w:r>
+      <w:proofErr w:type="spellEnd"/>
+      <w:r>
+        <w:t xml:space="preserve"> to frame </w:t>
+      </w:r>
+      <w:r>
+        <w:rPr>
+          <w:b/>
+          <w:bCs/>
+        </w:rPr>
+        <w:t>1:10</w:t>
+      </w:r>
+      <w:r>
+        <w:t>. Then select the first keyframe at frame 0 and duplicate it by pressing </w:t>
+      </w:r>
+      <w:r>
+        <w:rPr>
+          <w:b/>
+          <w:bCs/>
+        </w:rPr>
+        <w:t>Command + C</w:t>
+      </w:r>
+      <w:r>
+        <w:t> followed by </w:t>
+      </w:r>
+      <w:r>
+        <w:rPr>
+          <w:b/>
+          <w:bCs/>
+        </w:rPr>
+        <w:t>Command + V</w:t>
+      </w:r>
+      <w:r>
+        <w:t> (Windows: </w:t>
+      </w:r>
+      <w:r>
+        <w:rPr>
+          <w:b/>
+          <w:bCs/>
+        </w:rPr>
+        <w:t>Control + C</w:t>
+      </w:r>
+      <w:r>
+        <w:t> then </w:t>
+      </w:r>
+      <w:r>
+        <w:rPr>
+          <w:b/>
+          <w:bCs/>
+        </w:rPr>
+        <w:t>Control + V</w:t>
+      </w:r>
+      <w:r>
+        <w:t>).</w:t>
+      </w:r>
+    </w:p>
+    <w:p>
+      <w:r>
+        <w:t>This ensures the Ball returns to its starting position at the end of the animation.</w:t>
+      </w:r>
+    </w:p>
+    <w:p>
+      <w:r>
+        <w:rPr>
+          <w:b/>
+          <w:bCs/>
+        </w:rPr>
+        <w:t>6. </w:t>
+      </w:r>
+      <w:r>
+        <w:t>On the numbered section of the timeline, click approximately halfway between the start and end frames. In the Scene view, move the Ball so that it rests on the ground plane, being careful to modify only the Y position.</w:t>
+      </w:r>
+    </w:p>
+    <w:p>
+      <w:r>
+        <w:t>Because Record mode is active, Unity automatically creates a new keyframe at that point.</w:t>
+      </w:r>
+    </w:p>
+    <w:p>
+      <w:r>
+        <w:rPr>
+          <w:b/>
+          <w:bCs/>
+        </w:rPr>
+        <w:t>7.</w:t>
+      </w:r>
+      <w:r>
+        <w:t> Preview the animation by pressing the </w:t>
+      </w:r>
+      <w:r>
+        <w:rPr>
+          <w:b/>
+          <w:bCs/>
+        </w:rPr>
+        <w:t>Play</w:t>
+      </w:r>
+      <w:r>
+        <w:t> button in the Animation window.</w:t>
       </w:r>
     </w:p>
     <w:p>
@@ -1487,272 +1697,17 @@
           <w:b/>
           <w:bCs/>
         </w:rPr>
-        <w:t>5. Create the bounce animation</w:t>
-      </w:r>
-    </w:p>
-    <w:p>
-      <w:r>
-        <w:rPr>
-          <w:b/>
-          <w:bCs/>
-        </w:rPr>
-        <w:t>Q&amp;A (1)</w:t>
-      </w:r>
-    </w:p>
-    <w:p>
-      <w:r>
-        <w:rPr>
-          <w:b/>
-          <w:bCs/>
-        </w:rPr>
-        <w:t>1. </w:t>
-      </w:r>
-      <w:r>
-        <w:t>In the scene, select the Ball and drag it above the ground plane by around three units, or whatever height you prefer.</w:t>
-      </w:r>
-    </w:p>
-    <w:p>
-      <w:r>
-        <w:rPr>
-          <w:b/>
-          <w:bCs/>
-        </w:rPr>
-        <w:t>2.</w:t>
-      </w:r>
-      <w:r>
-        <w:t xml:space="preserve"> Click the Record button in the Animation editor so you can immediately begin editing </w:t>
-      </w:r>
-      <w:proofErr w:type="gramStart"/>
-      <w:r>
-        <w:t>your</w:t>
-      </w:r>
-      <w:proofErr w:type="gramEnd"/>
-      <w:r>
-        <w:t xml:space="preserve"> keyframes.</w:t>
-      </w:r>
-      <w:r>
-        <w:rPr>
-          <w:b/>
-          <w:bCs/>
-        </w:rPr>
-        <w:t>3.</w:t>
-      </w:r>
-      <w:r>
-        <w:t> Select the </w:t>
-      </w:r>
-      <w:r>
-        <w:rPr>
-          <w:b/>
-          <w:bCs/>
-        </w:rPr>
-        <w:t>Add Property</w:t>
-      </w:r>
-      <w:r>
-        <w:t> button in the Animation editor and then click the down arrow to the left of the Transform option to reveal the different </w:t>
-      </w:r>
-      <w:r>
-        <w:rPr>
-          <w:b/>
-          <w:bCs/>
-        </w:rPr>
-        <w:t>Transform Properties</w:t>
-      </w:r>
-      <w:r>
-        <w:t>. Select the </w:t>
-      </w:r>
-      <w:r>
-        <w:rPr>
-          <w:b/>
-          <w:bCs/>
-        </w:rPr>
-        <w:t>+</w:t>
-      </w:r>
-      <w:r>
-        <w:t> button on the right side of Position.</w:t>
-      </w:r>
-    </w:p>
-    <w:p>
-      <w:r>
-        <w:rPr>
-          <w:b/>
-          <w:bCs/>
-        </w:rPr>
-        <w:t>4.</w:t>
-      </w:r>
-      <w:r>
-        <w:t xml:space="preserve"> Place your cursor over the timeline and scroll with your mouse </w:t>
-      </w:r>
-      <w:proofErr w:type="gramStart"/>
-      <w:r>
-        <w:t>wheel, or</w:t>
-      </w:r>
-      <w:proofErr w:type="gramEnd"/>
-      <w:r>
-        <w:t xml:space="preserve"> drag the bottom scrollbar until you can see frame </w:t>
-      </w:r>
-      <w:r>
-        <w:rPr>
-          <w:b/>
-          <w:bCs/>
-        </w:rPr>
-        <w:t>1:10</w:t>
-      </w:r>
-      <w:r>
-        <w:t>.</w:t>
-      </w:r>
-    </w:p>
-    <w:p>
-      <w:r>
-        <w:rPr>
-          <w:b/>
-          <w:bCs/>
-        </w:rPr>
-        <w:t>5.</w:t>
-      </w:r>
-      <w:r>
-        <w:t xml:space="preserve"> Move the </w:t>
-      </w:r>
-      <w:proofErr w:type="spellStart"/>
-      <w:r>
-        <w:t>Playhead</w:t>
-      </w:r>
-      <w:proofErr w:type="spellEnd"/>
-      <w:r>
-        <w:t xml:space="preserve"> to frame </w:t>
-      </w:r>
-      <w:r>
-        <w:rPr>
-          <w:b/>
-          <w:bCs/>
-        </w:rPr>
-        <w:t>1:10</w:t>
-      </w:r>
-      <w:r>
-        <w:t>. Then select the first keyframe at frame 0 and duplicate it by pressing </w:t>
-      </w:r>
-      <w:r>
-        <w:rPr>
-          <w:b/>
-          <w:bCs/>
-        </w:rPr>
-        <w:t>Command + C</w:t>
-      </w:r>
-      <w:r>
-        <w:t> followed by </w:t>
-      </w:r>
-      <w:r>
-        <w:rPr>
-          <w:b/>
-          <w:bCs/>
-        </w:rPr>
-        <w:t>Command + V</w:t>
-      </w:r>
-      <w:r>
-        <w:t> (Windows: </w:t>
-      </w:r>
-      <w:r>
-        <w:rPr>
-          <w:b/>
-          <w:bCs/>
-        </w:rPr>
-        <w:t>Control + C</w:t>
-      </w:r>
-      <w:r>
-        <w:t> then </w:t>
-      </w:r>
-      <w:r>
-        <w:rPr>
-          <w:b/>
-          <w:bCs/>
-        </w:rPr>
-        <w:t>Control + V</w:t>
-      </w:r>
-      <w:r>
-        <w:t>).</w:t>
-      </w:r>
-    </w:p>
-    <w:p>
-      <w:r>
-        <w:t>This ensures the Ball returns to its starting position at the end of the animation.</w:t>
-      </w:r>
-    </w:p>
-    <w:p>
-      <w:r>
-        <w:rPr>
-          <w:b/>
-          <w:bCs/>
-        </w:rPr>
-        <w:t>6. </w:t>
-      </w:r>
-      <w:r>
-        <w:t>On the numbered section of the timeline, click approximately halfway between the start and end frames. In the Scene view, move the Ball so that it rests on the ground plane, being careful to modify only the Y position.</w:t>
-      </w:r>
-    </w:p>
-    <w:p>
-      <w:r>
-        <w:t>Because Record mode is active, Unity automatically creates a new keyframe at that point.</w:t>
-      </w:r>
-    </w:p>
-    <w:p>
-      <w:r>
-        <w:rPr>
-          <w:b/>
-          <w:bCs/>
-        </w:rPr>
-        <w:t>7.</w:t>
-      </w:r>
-      <w:r>
-        <w:t> Preview the animation by pressing the </w:t>
-      </w:r>
-      <w:r>
-        <w:rPr>
-          <w:b/>
-          <w:bCs/>
-        </w:rPr>
-        <w:t>Play</w:t>
-      </w:r>
-      <w:r>
-        <w:t> button in the Animation window.</w:t>
-      </w:r>
-    </w:p>
-    <w:p>
-      <w:r>
-        <w:t>Mark step incomplete</w:t>
-      </w:r>
-    </w:p>
-    <w:p>
-      <w:pPr>
-        <w:rPr>
-          <w:b/>
-          <w:bCs/>
-        </w:rPr>
-      </w:pPr>
-      <w:r>
-        <w:rPr>
-          <w:b/>
-          <w:bCs/>
-        </w:rPr>
         <w:t>6. Next steps</w:t>
       </w:r>
-    </w:p>
-    <w:p>
-      <w:r>
-        <w:rPr>
-          <w:b/>
-          <w:bCs/>
-        </w:rPr>
-        <w:t>Q&amp;A (0)</w:t>
-      </w:r>
-    </w:p>
-    <w:p>
-      <w:r>
-        <w:t>Play Video</w:t>
-      </w:r>
-    </w:p>
-    <w:p>
       <w:r>
         <w:br/>
-        <w:t>The basic bounce is complete! If you look closely though, while your ball is animating smoothly, it doesn’t exactly look how you might expect a bouncing ball to look. It seems to be softly floating up and down rather than falling and bouncing. In the next tutorial, you’ll refine the animation to make it appear more realistic.</w:t>
+        <w:t xml:space="preserve">The basic bounce is complete! If you look closely though, while your ball is animating smoothly, it doesn’t exactly look how you might expect a bouncing ball to look. It seems to be softly floating up and down rather than falling and bouncing. In the next </w:t>
+      </w:r>
+      <w:r>
+        <w:t>lab</w:t>
+      </w:r>
+      <w:r>
+        <w:t>, you’ll refine the animation to make it appear more realistic.</w:t>
       </w:r>
     </w:p>
     <w:p/>
@@ -1767,7 +1722,7 @@
 </file>
 
 <file path=word/numbering.xml><?xml version="1.0" encoding="utf-8"?>
-<w:numbering xmlns:wpc="http://schemas.microsoft.com/office/word/2010/wordprocessingCanvas" xmlns:cx="http://schemas.microsoft.com/office/drawing/2014/chartex" xmlns:cx1="http://schemas.microsoft.com/office/drawing/2015/9/8/chartex" xmlns:cx2="http://schemas.microsoft.com/office/drawing/2015/10/21/chartex" xmlns:cx3="http://schemas.microsoft.com/office/drawing/2016/5/9/chartex" xmlns:cx4="http://schemas.microsoft.com/office/drawing/2016/5/10/chartex" xmlns:cx5="http://schemas.microsoft.com/office/drawing/2016/5/11/chartex" xmlns:cx6="http://schemas.microsoft.com/office/drawing/2016/5/12/chartex" xmlns:cx7="http://schemas.microsoft.com/office/drawing/2016/5/13/chartex" xmlns:cx8="http://schemas.microsoft.com/office/drawing/2016/5/14/chartex" xmlns:mc="http://schemas.openxmlformats.org/markup-compatibility/2006" xmlns:aink="http://schemas.microsoft.com/office/drawing/2016/ink" xmlns:am3d="http://schemas.microsoft.com/office/drawing/2017/model3d" xmlns:o="urn:schemas-microsoft-com:office:office" xmlns:oel="http://schemas.microsoft.com/office/2019/extlst" xmlns:r="http://schemas.openxmlformats.org/officeDocument/2006/relationships" xmlns:m="http://schemas.openxmlformats.org/officeDocument/2006/math" xmlns:v="urn:schemas-microsoft-com:vml" xmlns:wp14="http://schemas.microsoft.com/office/word/2010/wordprocessingDrawing" xmlns:wp="http://schemas.openxmlformats.org/drawingml/2006/wordprocessingDrawing" xmlns:w10="urn:schemas-microsoft-com:office:word" xmlns:w="http://schemas.openxmlformats.org/wordprocessingml/2006/main" xmlns:w14="http://schemas.microsoft.com/office/word/2010/wordml" xmlns:w15="http://schemas.microsoft.com/office/word/2012/wordml" xmlns:w16cex="http://schemas.microsoft.com/office/word/2018/wordml/cex" xmlns:w16cid="http://schemas.microsoft.com/office/word/2016/wordml/cid" xmlns:w16="http://schemas.microsoft.com/office/word/2018/wordml" xmlns:w16du="http://schemas.microsoft.com/office/word/2023/wordml/word16du" xmlns:w16sdtdh="http://schemas.microsoft.com/office/word/2020/wordml/sdtdatahash" xmlns:w16sdtfl="http://schemas.microsoft.com/office/word/2024/wordml/sdtformatlock" xmlns:w16se="http://schemas.microsoft.com/office/word/2015/wordml/symex" xmlns:wpg="http://schemas.microsoft.com/office/word/2010/wordprocessingGroup" xmlns:wpi="http://schemas.microsoft.com/office/word/2010/wordprocessingInk" xmlns:wne="http://schemas.microsoft.com/office/word/2006/wordml" xmlns:wps="http://schemas.microsoft.com/office/word/2010/wordprocessingShape" mc:Ignorable="w14 w15 w16se w16cid w16 w16cex w16sdtdh w16sdtfl w16du wp14">
+<w:numbering xmlns:wpc="http://schemas.microsoft.com/office/word/2010/wordprocessingCanvas" xmlns:cx="http://schemas.microsoft.com/office/drawing/2014/chartex" xmlns:cx1="http://schemas.microsoft.com/office/drawing/2015/9/8/chartex" xmlns:cx2="http://schemas.microsoft.com/office/drawing/2015/10/21/chartex" xmlns:cx3="http://schemas.microsoft.com/office/drawing/2016/5/9/chartex" xmlns:cx4="http://schemas.microsoft.com/office/drawing/2016/5/10/chartex" xmlns:cx5="http://schemas.microsoft.com/office/drawing/2016/5/11/chartex" xmlns:cx6="http://schemas.microsoft.com/office/drawing/2016/5/12/chartex" xmlns:cx7="http://schemas.microsoft.com/office/drawing/2016/5/13/chartex" xmlns:cx8="http://schemas.microsoft.com/office/drawing/2016/5/14/chartex" xmlns:mc="http://schemas.openxmlformats.org/markup-compatibility/2006" xmlns:m="http://schemas.openxmlformats.org/officeDocument/2006/math" xmlns:aink="http://schemas.microsoft.com/office/drawing/2016/ink" xmlns:am3d="http://schemas.microsoft.com/office/drawing/2017/model3d" xmlns:oel="http://schemas.microsoft.com/office/2019/extlst" xmlns:r="http://schemas.openxmlformats.org/officeDocument/2006/relationships" xmlns:wp14="http://schemas.microsoft.com/office/word/2010/wordprocessingDrawing" xmlns:wp="http://schemas.openxmlformats.org/drawingml/2006/wordprocessingDrawing" xmlns:wpg="http://schemas.microsoft.com/office/word/2010/wordprocessingGroup" xmlns:wpi="http://schemas.microsoft.com/office/word/2010/wordprocessingInk" xmlns:wps="http://schemas.microsoft.com/office/word/2010/wordprocessingShape" xmlns:o="urn:schemas-microsoft-com:office:office" xmlns:v="urn:schemas-microsoft-com:vml" xmlns:w10="urn:schemas-microsoft-com:office:word" xmlns:w="http://schemas.openxmlformats.org/wordprocessingml/2006/main" xmlns:w14="http://schemas.microsoft.com/office/word/2010/wordml" xmlns:w15="http://schemas.microsoft.com/office/word/2012/wordml" xmlns:w16cex="http://schemas.microsoft.com/office/word/2018/wordml/cex" xmlns:w16cid="http://schemas.microsoft.com/office/word/2016/wordml/cid" xmlns:w16="http://schemas.microsoft.com/office/word/2018/wordml" xmlns:w16sdtdh="http://schemas.microsoft.com/office/word/2020/wordml/sdtdatahash" xmlns:w16sdtfl="http://schemas.microsoft.com/office/word/2024/wordml/sdtformatlock" xmlns:w16se="http://schemas.microsoft.com/office/word/2015/wordml/symex" xmlns:w16du="http://schemas.microsoft.com/office/word/2023/wordml/word16du" xmlns:wne="http://schemas.microsoft.com/office/word/2006/wordml" mc:Ignorable="w14 w15 w16se w16cid w16 w16cex w16sdtdh w16sdtfl w16du wp14">
   <w:abstractNum w:abstractNumId="0" w15:restartNumberingAfterBreak="0">
     <w:nsid w:val="3F71104E"/>
     <w:multiLevelType w:val="multilevel"/>
@@ -1924,7 +1879,7 @@
 </file>
 
 <file path=word/styles.xml><?xml version="1.0" encoding="utf-8"?>
-<w:styles xmlns:mc="http://schemas.openxmlformats.org/markup-compatibility/2006" xmlns:r="http://schemas.openxmlformats.org/officeDocument/2006/relationships" xmlns:w="http://schemas.openxmlformats.org/wordprocessingml/2006/main" xmlns:w14="http://schemas.microsoft.com/office/word/2010/wordml" xmlns:w15="http://schemas.microsoft.com/office/word/2012/wordml" xmlns:w16cex="http://schemas.microsoft.com/office/word/2018/wordml/cex" xmlns:w16cid="http://schemas.microsoft.com/office/word/2016/wordml/cid" xmlns:w16="http://schemas.microsoft.com/office/word/2018/wordml" xmlns:w16du="http://schemas.microsoft.com/office/word/2023/wordml/word16du" xmlns:w16sdtdh="http://schemas.microsoft.com/office/word/2020/wordml/sdtdatahash" xmlns:w16sdtfl="http://schemas.microsoft.com/office/word/2024/wordml/sdtformatlock" xmlns:w16se="http://schemas.microsoft.com/office/word/2015/wordml/symex" mc:Ignorable="w14 w15 w16se w16cid w16 w16cex w16sdtdh w16sdtfl w16du">
+<w:styles xmlns:mc="http://schemas.openxmlformats.org/markup-compatibility/2006" xmlns:r="http://schemas.openxmlformats.org/officeDocument/2006/relationships" xmlns:w="http://schemas.openxmlformats.org/wordprocessingml/2006/main" xmlns:w14="http://schemas.microsoft.com/office/word/2010/wordml" xmlns:w15="http://schemas.microsoft.com/office/word/2012/wordml" xmlns:w16cex="http://schemas.microsoft.com/office/word/2018/wordml/cex" xmlns:w16cid="http://schemas.microsoft.com/office/word/2016/wordml/cid" xmlns:w16="http://schemas.microsoft.com/office/word/2018/wordml" xmlns:w16sdtdh="http://schemas.microsoft.com/office/word/2020/wordml/sdtdatahash" xmlns:w16sdtfl="http://schemas.microsoft.com/office/word/2024/wordml/sdtformatlock" xmlns:w16se="http://schemas.microsoft.com/office/word/2015/wordml/symex" xmlns:w16du="http://schemas.microsoft.com/office/word/2023/wordml/word16du" mc:Ignorable="w14 w15 w16se w16cid w16 w16cex w16sdtdh w16sdtfl w16du">
   <w:docDefaults>
     <w:rPrDefault>
       <w:rPr>
@@ -2526,6 +2481,7 @@
   <w:style w:type="character" w:default="1" w:styleId="DefaultParagraphFont">
     <w:name w:val="Default Paragraph Font"/>
     <w:uiPriority w:val="1"/>
+    <w:semiHidden/>
     <w:unhideWhenUsed/>
   </w:style>
   <w:style w:type="table" w:default="1" w:styleId="TableNormal">
